--- a/deliverables/permitwright-package-template.docx
+++ b/deliverables/permitwright-package-template.docx
@@ -133,7 +133,7 @@
         <w:rPr>
           <w:rFonts w:ascii="Segoe UI" w:cs="Segoe UI" w:eastAsia="Segoe UI" w:hAnsi="Segoe UI"/>
         </w:rPr>
-        <w:t xml:space="preserve">Uriel Rojas · PermitWright · uriel@permitwright.com</w:t>
+        <w:t xml:space="preserve">Uriel Rojas · PermitWright LLC · uriel@permitwright.com</w:t>
       </w:r>
     </w:p>
     <w:p>
